--- a/Задание на практику.docx
+++ b/Задание на практику.docx
@@ -1450,8 +1450,26 @@
                 <w:color w:val="000000"/>
                 <w:sz w:val="20"/>
                 <w:szCs w:val="20"/>
-              </w:rPr>
-            </w:pPr>
+                <w:lang w:val="en-US"/>
+              </w:rPr>
+            </w:pPr>
+            <w:r>
+              <w:rPr>
+                <w:color w:val="000000"/>
+                <w:sz w:val="20"/>
+                <w:szCs w:val="20"/>
+              </w:rPr>
+              <w:t>04</w:t>
+            </w:r>
+            <w:r>
+              <w:rPr>
+                <w:color w:val="000000"/>
+                <w:sz w:val="20"/>
+                <w:szCs w:val="20"/>
+                <w:lang w:val="en-US"/>
+              </w:rPr>
+              <w:t>.02.2026</w:t>
+            </w:r>
           </w:p>
         </w:tc>
         <w:tc>
@@ -1478,8 +1496,18 @@
                 <w:color w:val="000000"/>
                 <w:sz w:val="20"/>
                 <w:szCs w:val="20"/>
-              </w:rPr>
-            </w:pPr>
+                <w:lang w:val="en-US"/>
+              </w:rPr>
+            </w:pPr>
+            <w:r>
+              <w:rPr>
+                <w:color w:val="000000"/>
+                <w:sz w:val="20"/>
+                <w:szCs w:val="20"/>
+                <w:lang w:val="en-US"/>
+              </w:rPr>
+              <w:t>06.02.2026</w:t>
+            </w:r>
           </w:p>
         </w:tc>
       </w:tr>
@@ -1656,8 +1684,19 @@
                 <w:color w:val="000000"/>
                 <w:sz w:val="20"/>
                 <w:szCs w:val="20"/>
-              </w:rPr>
-            </w:pPr>
+                <w:lang w:val="en-US"/>
+              </w:rPr>
+            </w:pPr>
+            <w:r>
+              <w:rPr>
+                <w:color w:val="000000"/>
+                <w:sz w:val="20"/>
+                <w:szCs w:val="20"/>
+                <w:lang w:val="en-US"/>
+              </w:rPr>
+              <w:lastRenderedPageBreak/>
+              <w:t>08.02.2026</w:t>
+            </w:r>
           </w:p>
         </w:tc>
         <w:tc>
@@ -1684,8 +1723,18 @@
                 <w:color w:val="000000"/>
                 <w:sz w:val="20"/>
                 <w:szCs w:val="20"/>
-              </w:rPr>
-            </w:pPr>
+                <w:lang w:val="en-US"/>
+              </w:rPr>
+            </w:pPr>
+            <w:r>
+              <w:rPr>
+                <w:color w:val="000000"/>
+                <w:sz w:val="20"/>
+                <w:szCs w:val="20"/>
+                <w:lang w:val="en-US"/>
+              </w:rPr>
+              <w:t>08.02.2026</w:t>
+            </w:r>
           </w:p>
         </w:tc>
       </w:tr>
@@ -1844,8 +1893,18 @@
                 <w:color w:val="000000"/>
                 <w:sz w:val="20"/>
                 <w:szCs w:val="20"/>
-              </w:rPr>
-            </w:pPr>
+                <w:lang w:val="en-US"/>
+              </w:rPr>
+            </w:pPr>
+            <w:r>
+              <w:rPr>
+                <w:color w:val="000000"/>
+                <w:sz w:val="20"/>
+                <w:szCs w:val="20"/>
+                <w:lang w:val="en-US"/>
+              </w:rPr>
+              <w:t>12.02.2026</w:t>
+            </w:r>
           </w:p>
         </w:tc>
         <w:tc>
@@ -1872,8 +1931,18 @@
                 <w:color w:val="000000"/>
                 <w:sz w:val="20"/>
                 <w:szCs w:val="20"/>
-              </w:rPr>
-            </w:pPr>
+                <w:lang w:val="en-US"/>
+              </w:rPr>
+            </w:pPr>
+            <w:r>
+              <w:rPr>
+                <w:color w:val="000000"/>
+                <w:sz w:val="20"/>
+                <w:szCs w:val="20"/>
+                <w:lang w:val="en-US"/>
+              </w:rPr>
+              <w:t>12.02.2026</w:t>
+            </w:r>
           </w:p>
         </w:tc>
       </w:tr>
@@ -2602,8 +2671,19 @@
                 <w:color w:val="000000"/>
                 <w:sz w:val="20"/>
                 <w:szCs w:val="20"/>
-              </w:rPr>
-            </w:pPr>
+                <w:lang w:val="en-US"/>
+              </w:rPr>
+            </w:pPr>
+            <w:r>
+              <w:rPr>
+                <w:color w:val="000000"/>
+                <w:sz w:val="20"/>
+                <w:szCs w:val="20"/>
+                <w:lang w:val="en-US"/>
+              </w:rPr>
+              <w:lastRenderedPageBreak/>
+              <w:t>16.02.2026</w:t>
+            </w:r>
           </w:p>
         </w:tc>
         <w:tc>
@@ -2631,8 +2711,18 @@
                 <w:color w:val="000000"/>
                 <w:sz w:val="20"/>
                 <w:szCs w:val="20"/>
-              </w:rPr>
-            </w:pPr>
+                <w:lang w:val="en-US"/>
+              </w:rPr>
+            </w:pPr>
+            <w:r>
+              <w:rPr>
+                <w:color w:val="000000"/>
+                <w:sz w:val="20"/>
+                <w:szCs w:val="20"/>
+                <w:lang w:val="en-US"/>
+              </w:rPr>
+              <w:t>16.02.2026</w:t>
+            </w:r>
           </w:p>
         </w:tc>
       </w:tr>
@@ -3463,8 +3553,19 @@
                 <w:color w:val="000000"/>
                 <w:sz w:val="20"/>
                 <w:szCs w:val="20"/>
-              </w:rPr>
-            </w:pPr>
+                <w:lang w:val="en-US"/>
+              </w:rPr>
+            </w:pPr>
+            <w:r>
+              <w:rPr>
+                <w:color w:val="000000"/>
+                <w:sz w:val="20"/>
+                <w:szCs w:val="20"/>
+                <w:lang w:val="en-US"/>
+              </w:rPr>
+              <w:lastRenderedPageBreak/>
+              <w:t>20.02.2026</w:t>
+            </w:r>
           </w:p>
         </w:tc>
         <w:tc>
@@ -3492,8 +3593,18 @@
                 <w:color w:val="000000"/>
                 <w:sz w:val="20"/>
                 <w:szCs w:val="20"/>
-              </w:rPr>
-            </w:pPr>
+                <w:lang w:val="en-US"/>
+              </w:rPr>
+            </w:pPr>
+            <w:r>
+              <w:rPr>
+                <w:color w:val="000000"/>
+                <w:sz w:val="20"/>
+                <w:szCs w:val="20"/>
+                <w:lang w:val="en-US"/>
+              </w:rPr>
+              <w:t>24.02.2026</w:t>
+            </w:r>
           </w:p>
         </w:tc>
       </w:tr>
@@ -3713,8 +3824,18 @@
                 <w:color w:val="000000"/>
                 <w:sz w:val="20"/>
                 <w:szCs w:val="20"/>
-              </w:rPr>
-            </w:pPr>
+                <w:lang w:val="en-US"/>
+              </w:rPr>
+            </w:pPr>
+            <w:r>
+              <w:rPr>
+                <w:color w:val="000000"/>
+                <w:sz w:val="20"/>
+                <w:szCs w:val="20"/>
+                <w:lang w:val="en-US"/>
+              </w:rPr>
+              <w:t>24.02.2026</w:t>
+            </w:r>
           </w:p>
         </w:tc>
         <w:tc>
@@ -3741,8 +3862,18 @@
                 <w:color w:val="000000"/>
                 <w:sz w:val="20"/>
                 <w:szCs w:val="20"/>
-              </w:rPr>
-            </w:pPr>
+                <w:lang w:val="en-US"/>
+              </w:rPr>
+            </w:pPr>
+            <w:r>
+              <w:rPr>
+                <w:color w:val="000000"/>
+                <w:sz w:val="20"/>
+                <w:szCs w:val="20"/>
+                <w:lang w:val="en-US"/>
+              </w:rPr>
+              <w:t>04.03.2026</w:t>
+            </w:r>
           </w:p>
         </w:tc>
       </w:tr>
@@ -3948,7 +4079,16 @@
           <w:szCs w:val="20"/>
           <w:u w:val="single"/>
         </w:rPr>
-        <w:t xml:space="preserve">      Павленко П. Е.</w:t>
+        <w:t xml:space="preserve">      </w:t>
+      </w:r>
+      <w:r>
+        <w:rPr>
+          <w:color w:val="000000"/>
+          <w:sz w:val="20"/>
+          <w:szCs w:val="20"/>
+          <w:u w:val="single"/>
+        </w:rPr>
+        <w:t>__________</w:t>
       </w:r>
       <w:r>
         <w:rPr>
